--- a/ky/wisdom-stories/question-the-question.docx
+++ b/ky/wisdom-stories/question-the-question.docx
@@ -38,7 +38,7 @@
     </w:p>
     <w:p>
       <w:r>
-        <w:t>— Талмудду үйрөнүү олуттуу даярдыкты талап кылат, — дейт раввин. — Бирок ушунчалык кызыгып жатсаң, адегенде бир суроо берейин. Эки киши мор аркылуу ылдый түшөт. Биринин бети таза, экинчисиники көө. Кимиси бетин жууйт?</w:t>
+        <w:t>— Талмудду үйрөнүү олуттуу даярдыкты талап кылат, — дейт раввин. — Бирок ушунчалык кызыгып жатсаң, адегенде бир суроо берейин. Эки киши мор аркылуу ылдый түшөт. Биринин бети таза, экинчисиники көөгө булганган. Кимиси бетин жууйт?</w:t>
       </w:r>
     </w:p>
     <w:p>
